--- a/paper3/highlights.docx
+++ b/paper3/highlights.docx
@@ -4,20 +4,13 @@
   <w:body>
     <w:p>
       <w:pPr>
-        <w:spacing w:after="200"/>
-      </w:pPr>
-      <w:r>
-        <w:rPr>
-          <w:b/>
-          <w:bCs/>
-        </w:rPr>
+        <w:pStyle w:val="Heading1"/>
+      </w:pPr>
+      <w:r>
         <w:t xml:space="preserve">Highlights</w:t>
       </w:r>
     </w:p>
     <w:p>
-      <w:pPr>
-        <w:spacing w:after="200"/>
-      </w:pPr>
       <w:r>
         <w:rPr>
           <w:i/>
@@ -26,17 +19,26 @@
         <w:t xml:space="preserve">Similarity-Calibrated Conformal prediction: data-free coverage guarantees for remaining-useful-life intervals under operating-regime transfer</w:t>
       </w:r>
     </w:p>
+    <w:p>
+      <w:r>
+        <w:rPr>
+          <w:sz w:val="20"/>
+          <w:szCs w:val="20"/>
+        </w:rPr>
+        <w:t xml:space="preserve">JRESS-D-26-04700 (revised)</w:t>
+      </w:r>
+    </w:p>
+    <w:p/>
     <w:p>
       <w:pPr>
         <w:pStyle w:val="ListParagraph"/>
         <w:numPr>
           <w:ilvl w:val="0"/>
-          <w:numId w:val="1"/>
+          <w:numId w:val="2"/>
         </w:numPr>
-        <w:spacing w:after="120"/>
-      </w:pPr>
-      <w:r>
-        <w:t xml:space="preserve">SCC restores conformal RUL coverage across operating regimes with no target data</w:t>
+      </w:pPr>
+      <w:r>
+        <w:t xml:space="preserve">Conformal RUL intervals stay valid across operating regimes with no target data</w:t>
       </w:r>
     </w:p>
     <w:p>
@@ -44,12 +46,11 @@
         <w:pStyle w:val="ListParagraph"/>
         <w:numPr>
           <w:ilvl w:val="0"/>
-          <w:numId w:val="1"/>
+          <w:numId w:val="2"/>
         </w:numPr>
-        <w:spacing w:after="120"/>
-      </w:pPr>
-      <w:r>
-        <w:t xml:space="preserve">Calibration runs in a physics-derived dimensionless (Buckingham-Pi) coordinate</w:t>
+      </w:pPr>
+      <w:r>
+        <w:t xml:space="preserve">Calibrating in a physics-derived dimensionless coordinate transfers the guarantee</w:t>
       </w:r>
     </w:p>
     <w:p>
@@ -57,12 +58,11 @@
         <w:pStyle w:val="ListParagraph"/>
         <w:numPr>
           <w:ilvl w:val="0"/>
-          <w:numId w:val="1"/>
+          <w:numId w:val="2"/>
         </w:numPr>
-        <w:spacing w:after="120"/>
-      </w:pPr>
-      <w:r>
-        <w:t xml:space="preserve">An a-priori bound gives the worst-case coverage shortfall from physical parameters</w:t>
+      </w:pPr>
+      <w:r>
+        <w:t xml:space="preserve">Coverage gap falls from 0.590 to 0.060 on 509 externally authored NASA engines</w:t>
       </w:r>
     </w:p>
     <w:p>
@@ -70,12 +70,11 @@
         <w:pStyle w:val="ListParagraph"/>
         <w:numPr>
           <w:ilvl w:val="0"/>
-          <w:numId w:val="1"/>
+          <w:numId w:val="2"/>
         </w:numPr>
-        <w:spacing w:after="120"/>
-      </w:pPr>
-      <w:r>
-        <w:t xml:space="preserve">A runtime diagnostic flags when the premise holds, with a conservative fallback</w:t>
+      </w:pPr>
+      <w:r>
+        <w:t xml:space="preserve">A-priori bound applies where the governing law identifies the departure term</w:t>
       </w:r>
     </w:p>
     <w:p>
@@ -83,12 +82,11 @@
         <w:pStyle w:val="ListParagraph"/>
         <w:numPr>
           <w:ilvl w:val="0"/>
-          <w:numId w:val="1"/>
+          <w:numId w:val="2"/>
         </w:numPr>
-        <w:spacing w:after="120"/>
-      </w:pPr>
-      <w:r>
-        <w:t xml:space="preserve">Recovers coverage where regime-blind conformal fails on a process-reliability testbed</w:t>
+      </w:pPr>
+      <w:r>
+        <w:t xml:space="preserve">A runtime diagnostic declines to certify when the similitude premise is unsupported</w:t>
       </w:r>
     </w:p>
     <w:sectPr>
@@ -265,25 +263,37 @@
       </w:pPr>
     </w:lvl>
   </w:abstractNum>
+  <w:abstractNum w:abstractNumId="2" w15:restartNumberingAfterBreak="0">
+    <w:multiLevelType w:val="hybridMultilevel"/>
+    <w:lvl w:ilvl="0" w15:tentative="1">
+      <w:start w:val="1"/>
+      <w:numFmt w:val="bullet"/>
+      <w:lvlText w:val="•"/>
+      <w:lvlJc w:val="left"/>
+      <w:pPr>
+        <w:ind w:left="360" w:hanging="180"/>
+      </w:pPr>
+    </w:lvl>
+  </w:abstractNum>
   <w:num w:numId="1">
     <w:abstractNumId w:val="1"/>
     <w:lvlOverride w:ilvl="0">
       <w:startOverride w:val="1"/>
     </w:lvlOverride>
   </w:num>
+  <w:num w:numId="2">
+    <w:abstractNumId w:val="2"/>
+    <w:lvlOverride w:ilvl="0">
+      <w:startOverride w:val="1"/>
+    </w:lvlOverride>
+  </w:num>
 </w:numbering>
 </file>
 
 <file path=word/styles.xml><?xml version="1.0" encoding="utf-8"?>
 <w:styles xmlns:mc="http://schemas.openxmlformats.org/markup-compatibility/2006" xmlns:r="http://schemas.openxmlformats.org/officeDocument/2006/relationships" xmlns:w="http://schemas.openxmlformats.org/wordprocessingml/2006/main" xmlns:w14="http://schemas.microsoft.com/office/word/2010/wordml" xmlns:w15="http://schemas.microsoft.com/office/word/2012/wordml" mc:Ignorable="w14 w15">
   <w:docDefaults>
-    <w:rPrDefault>
-      <w:rPr>
-        <w:rFonts w:ascii="Arial" w:cs="Arial" w:eastAsia="Arial" w:hAnsi="Arial"/>
-        <w:sz w:val="22"/>
-        <w:szCs w:val="22"/>
-      </w:rPr>
-    </w:rPrDefault>
+    <w:rPrDefault/>
     <w:pPrDefault/>
   </w:docDefaults>
   <w:style w:type="paragraph" w:styleId="Title">
